--- a/docs/cloud/dist/en/04-sad.docx
+++ b/docs/cloud/dist/en/04-sad.docx
@@ -16,14 +16,6 @@
       </w:pPr>
       <w:r>
         <w:t xml:space="preserve">Software Architecture Document</w:t>
-      </w:r>
-    </w:p>
-    <w:p>
-      <w:pPr>
-        <w:pStyle w:val="Author"/>
-      </w:pPr>
-      <w:r>
-        <w:t xml:space="preserve">Nima Sarayan</w:t>
       </w:r>
     </w:p>
     <w:p>
@@ -459,18 +451,18 @@
               <w:pStyle w:val="Compact"/>
             </w:pPr>
             <w:r>
-              <w:t xml:space="preserve">Course instructor</w:t>
-            </w:r>
-          </w:p>
-        </w:tc>
-        <w:tc>
-          <w:tcPr/>
-          <w:p>
-            <w:pPr>
-              <w:pStyle w:val="Compact"/>
-            </w:pPr>
-            <w:r>
-              <w:t xml:space="preserve">A complete, correct system using SQL, with an administration panel and a storefront, documented academically.</w:t>
+              <w:t xml:space="preserve">Reviewer</w:t>
+            </w:r>
+          </w:p>
+        </w:tc>
+        <w:tc>
+          <w:tcPr/>
+          <w:p>
+            <w:pPr>
+              <w:pStyle w:val="Compact"/>
+            </w:pPr>
+            <w:r>
+              <w:t xml:space="preserve">A complete, correct system using SQL, with an administration panel and a storefront, documented thoroughly.</w:t>
             </w:r>
           </w:p>
         </w:tc>
@@ -734,7 +726,7 @@
         <w:t xml:space="preserve"> </w:t>
       </w:r>
       <w:r>
-        <w:t xml:space="preserve">One developer, within a university term.</w:t>
+        <w:t xml:space="preserve">One developer, within a single development cycle.</w:t>
       </w:r>
     </w:p>
     <w:p>
